--- a/public/application-forms/2026/Individual/inhouse/EFG-Course-Registration-Individual-CSERC-Application-Form.docx
+++ b/public/application-forms/2026/Individual/inhouse/EFG-Course-Registration-Individual-CSERC-Application-Form.docx
@@ -9678,8 +9678,12 @@
     <w:p>
       <w:pPr>
         <w:sectPr>
-          <w:headerReference w:type="default" r:id="rId7"/>
-          <w:footerReference w:type="default" r:id="rId8"/>
+          <w:headerReference w:type="even" r:id="rId7"/>
+          <w:headerReference w:type="default" r:id="rId8"/>
+          <w:footerReference w:type="even" r:id="rId9"/>
+          <w:footerReference w:type="default" r:id="rId10"/>
+          <w:headerReference w:type="first" r:id="rId11"/>
+          <w:footerReference w:type="first" r:id="rId12"/>
           <w:type w:val="continuous"/>
           <w:pgSz w:w="11910" w:h="16840"/>
           <w:pgMar w:top="60" w:right="708" w:bottom="1500" w:left="708" w:header="0" w:footer="1317" w:gutter="0"/>
@@ -10619,9 +10623,8 @@
           <w:szCs w:val="24"/>
           <w:lang w:bidi="ta-IN"/>
         </w:rPr>
-        <w:t xml:space="preserve">   __________________________</w:t>
-      </w:r>
-      <w:proofErr w:type="gramStart"/>
+        <w:t xml:space="preserve">   __________________________            </w:t>
+      </w:r>
       <w:r>
         <w:rPr>
           <w:rFonts w:ascii="Times New Roman" w:eastAsia="Times New Roman" w:hAnsi="Times New Roman" w:cs="Latha"/>
@@ -10629,7 +10632,7 @@
           <w:szCs w:val="24"/>
           <w:lang w:bidi="ta-IN"/>
         </w:rPr>
-        <w:t xml:space="preserve">            </w:t>
+        <w:t xml:space="preserve">   </w:t>
       </w:r>
       <w:r>
         <w:rPr>
@@ -10638,7 +10641,7 @@
           <w:szCs w:val="24"/>
           <w:lang w:bidi="ta-IN"/>
         </w:rPr>
-        <w:t xml:space="preserve">   </w:t>
+        <w:t xml:space="preserve">  </w:t>
       </w:r>
       <w:r>
         <w:rPr>
@@ -10647,26 +10650,7 @@
           <w:szCs w:val="24"/>
           <w:lang w:bidi="ta-IN"/>
         </w:rPr>
-        <w:t xml:space="preserve">  </w:t>
-      </w:r>
-      <w:r>
-        <w:rPr>
-          <w:rFonts w:ascii="Times New Roman" w:eastAsia="Times New Roman" w:hAnsi="Times New Roman" w:cs="Latha"/>
-          <w:sz w:val="24"/>
-          <w:szCs w:val="24"/>
-          <w:lang w:bidi="ta-IN"/>
-        </w:rPr>
-        <w:t xml:space="preserve">     </w:t>
-      </w:r>
-      <w:proofErr w:type="gramEnd"/>
-      <w:r>
-        <w:rPr>
-          <w:rFonts w:ascii="Times New Roman" w:eastAsia="Times New Roman" w:hAnsi="Times New Roman" w:cs="Latha"/>
-          <w:sz w:val="24"/>
-          <w:szCs w:val="24"/>
-          <w:lang w:bidi="ta-IN"/>
-        </w:rPr>
-        <w:t>__________________________</w:t>
+        <w:t xml:space="preserve">     __________________________</w:t>
       </w:r>
       <w:r>
         <w:rPr>
@@ -10959,7 +10943,6 @@
                                       <w:lang w:bidi="ta-IN"/>
                                     </w:rPr>
                                   </w:pPr>
-                                  <w:proofErr w:type="gramStart"/>
                                   <w:r>
                                     <w:rPr>
                                       <w:rFonts w:ascii="Aptos" w:eastAsia="Aptos" w:hAnsi="Aptos" w:cs="Latha"/>
@@ -10969,7 +10952,6 @@
                                     </w:rPr>
                                     <w:t>Date :</w:t>
                                   </w:r>
-                                  <w:proofErr w:type="gramEnd"/>
                                 </w:p>
                               </w:tc>
                               <w:tc>
@@ -11252,7 +11234,6 @@
                                 <w:lang w:bidi="ta-IN"/>
                               </w:rPr>
                             </w:pPr>
-                            <w:proofErr w:type="gramStart"/>
                             <w:r>
                               <w:rPr>
                                 <w:rFonts w:ascii="Aptos" w:eastAsia="Aptos" w:hAnsi="Aptos" w:cs="Latha"/>
@@ -11262,7 +11243,6 @@
                               </w:rPr>
                               <w:t>Date :</w:t>
                             </w:r>
-                            <w:proofErr w:type="gramEnd"/>
                           </w:p>
                         </w:tc>
                         <w:tc>
@@ -11628,7 +11608,7 @@
                                 </pic:cNvPicPr>
                               </pic:nvPicPr>
                               <pic:blipFill>
-                                <a:blip r:embed="rId9">
+                                <a:blip r:embed="rId13">
                                   <a:extLst>
                                     <a:ext uri="{28A0092B-C50C-407E-A947-70E740481C1C}">
                                       <a14:useLocalDpi xmlns:a14="http://schemas.microsoft.com/office/drawing/2010/main" val="0"/>
@@ -11690,7 +11670,7 @@
                                 </pic:cNvPicPr>
                               </pic:nvPicPr>
                               <pic:blipFill>
-                                <a:blip r:embed="rId9">
+                                <a:blip r:embed="rId13">
                                   <a:extLst>
                                     <a:ext uri="{28A0092B-C50C-407E-A947-70E740481C1C}">
                                       <a14:useLocalDpi xmlns:a14="http://schemas.microsoft.com/office/drawing/2010/main" val="0"/>
@@ -11728,21 +11708,12 @@
                     </w:rPr>
                     <w:t xml:space="preserve"> </w:t>
                   </w:r>
-                  <w:proofErr w:type="spellStart"/>
                   <w:r>
                     <w:rPr>
                       <w:rFonts w:ascii="Calibri" w:eastAsia="Times New Roman" w:hAnsi="Calibri" w:cs="Calibri"/>
                       <w:lang w:bidi="ta-IN"/>
                     </w:rPr>
-                    <w:t>Cheque</w:t>
-                  </w:r>
-                  <w:proofErr w:type="spellEnd"/>
-                  <w:r>
-                    <w:rPr>
-                      <w:rFonts w:ascii="Calibri" w:eastAsia="Times New Roman" w:hAnsi="Calibri" w:cs="Calibri"/>
-                      <w:lang w:bidi="ta-IN"/>
-                    </w:rPr>
-                    <w:t xml:space="preserve"> No. __________ </w:t>
+                    <w:t xml:space="preserve">Cheque No. __________ </w:t>
                   </w:r>
                   <w:r>
                     <w:rPr>
@@ -11768,7 +11739,7 @@
                                 </pic:cNvPicPr>
                               </pic:nvPicPr>
                               <pic:blipFill>
-                                <a:blip r:embed="rId9">
+                                <a:blip r:embed="rId13">
                                   <a:extLst>
                                     <a:ext uri="{28A0092B-C50C-407E-A947-70E740481C1C}">
                                       <a14:useLocalDpi xmlns:a14="http://schemas.microsoft.com/office/drawing/2010/main" val="0"/>
@@ -11830,7 +11801,7 @@
                                 </pic:cNvPicPr>
                               </pic:nvPicPr>
                               <pic:blipFill>
-                                <a:blip r:embed="rId9">
+                                <a:blip r:embed="rId13">
                                   <a:extLst>
                                     <a:ext uri="{28A0092B-C50C-407E-A947-70E740481C1C}">
                                       <a14:useLocalDpi xmlns:a14="http://schemas.microsoft.com/office/drawing/2010/main" val="0"/>
@@ -12581,8 +12552,8 @@
           <w:lang w:bidi="ta-IN"/>
         </w:rPr>
         <w:sectPr>
-          <w:headerReference w:type="default" r:id="rId10"/>
-          <w:footerReference w:type="default" r:id="rId11"/>
+          <w:headerReference w:type="default" r:id="rId14"/>
+          <w:footerReference w:type="default" r:id="rId15"/>
           <w:pgSz w:w="15840" w:h="12240" w:orient="landscape"/>
           <w:pgMar w:top="851" w:right="814" w:bottom="810" w:left="426" w:header="360" w:footer="432" w:gutter="0"/>
           <w:pgNumType w:start="2"/>
@@ -14654,13 +14625,16 @@
         <w:fldChar w:fldCharType="begin"/>
       </w:r>
       <w:r>
-        <w:instrText xml:space="preserve"> </w:instrText>
-      </w:r>
-      <w:r>
-        <w:instrText>INCLUDEPICTURE  "https://image.slidesharecdn.com/confindspcen-130215115450-phpapp01/95/permit-required-confined-spaces-78-638.jpg?cb=1360929644" \* MERGEFORMATINET</w:instrText>
-      </w:r>
-      <w:r>
-        <w:instrText xml:space="preserve"> </w:instrText>
+        <w:instrText xml:space="preserve"> INCLUDEPICTURE  "https://image.slidesharecdn.com/confindspcen-130215115450-phpapp01/95/permit-required-confined-spaces-78-638.jpg?cb=1360929644" \* MERGEFORMATINET </w:instrText>
+      </w:r>
+      <w:r>
+        <w:fldChar w:fldCharType="separate"/>
+      </w:r>
+      <w:r>
+        <w:fldChar w:fldCharType="begin"/>
+      </w:r>
+      <w:r>
+        <w:instrText xml:space="preserve"> INCLUDEPICTURE  "https://image.slidesharecdn.com/confindspcen-130215115450-phpapp01/95/permit-required-confined-spaces-78-638.jpg?cb=1360929644" \* MERGEFORMATINET </w:instrText>
       </w:r>
       <w:r>
         <w:fldChar w:fldCharType="separate"/>
@@ -14687,9 +14661,12 @@
             <o:lock v:ext="edit" aspectratio="t"/>
           </v:shapetype>
           <v:shape id="_x0000_i1032" type="#_x0000_t75" style="width:479.25pt;height:299.25pt">
-            <v:imagedata r:id="rId12" r:href="rId13" croptop="7251f" cropbottom="3694f"/>
+            <v:imagedata r:id="rId16" r:href="rId17" croptop="7251f" cropbottom="3694f"/>
           </v:shape>
         </w:pict>
+      </w:r>
+      <w:r>
+        <w:fldChar w:fldCharType="end"/>
       </w:r>
       <w:r>
         <w:fldChar w:fldCharType="end"/>
@@ -14867,7 +14844,7 @@
         </w:rPr>
         <w:t xml:space="preserve">E-mail: </w:t>
       </w:r>
-      <w:hyperlink r:id="rId14" w:history="1">
+      <w:hyperlink r:id="rId18" w:history="1">
         <w:r>
           <w:rPr>
             <w:rStyle w:val="Hyperlink"/>
@@ -14925,12 +14902,12 @@
       </w:pPr>
     </w:p>
     <w:sectPr>
-      <w:headerReference w:type="even" r:id="rId15"/>
-      <w:headerReference w:type="default" r:id="rId16"/>
-      <w:footerReference w:type="even" r:id="rId17"/>
-      <w:footerReference w:type="default" r:id="rId18"/>
-      <w:headerReference w:type="first" r:id="rId19"/>
-      <w:footerReference w:type="first" r:id="rId20"/>
+      <w:headerReference w:type="even" r:id="rId19"/>
+      <w:headerReference w:type="default" r:id="rId20"/>
+      <w:footerReference w:type="even" r:id="rId21"/>
+      <w:footerReference w:type="default" r:id="rId22"/>
+      <w:headerReference w:type="first" r:id="rId23"/>
+      <w:footerReference w:type="first" r:id="rId24"/>
       <w:pgSz w:w="11909" w:h="16834" w:code="9"/>
       <w:pgMar w:top="1267" w:right="720" w:bottom="720" w:left="720" w:header="284" w:footer="64" w:gutter="0"/>
       <w:cols w:space="720"/>
@@ -14960,6 +14937,16 @@
 </file>
 
 <file path=word/footer1.xml><?xml version="1.0" encoding="utf-8"?>
+<w:ftr xmlns:wpc="http://schemas.microsoft.com/office/word/2010/wordprocessingCanvas" xmlns:cx="http://schemas.microsoft.com/office/drawing/2014/chartex" xmlns:cx1="http://schemas.microsoft.com/office/drawing/2015/9/8/chartex" xmlns:cx2="http://schemas.microsoft.com/office/drawing/2015/10/21/chartex" xmlns:cx3="http://schemas.microsoft.com/office/drawing/2016/5/9/chartex" xmlns:cx4="http://schemas.microsoft.com/office/drawing/2016/5/10/chartex" xmlns:cx5="http://schemas.microsoft.com/office/drawing/2016/5/11/chartex" xmlns:cx6="http://schemas.microsoft.com/office/drawing/2016/5/12/chartex" xmlns:cx7="http://schemas.microsoft.com/office/drawing/2016/5/13/chartex" xmlns:cx8="http://schemas.microsoft.com/office/drawing/2016/5/14/chartex" xmlns:mc="http://schemas.openxmlformats.org/markup-compatibility/2006" xmlns:aink="http://schemas.microsoft.com/office/drawing/2016/ink" xmlns:am3d="http://schemas.microsoft.com/office/drawing/2017/model3d" xmlns:o="urn:schemas-microsoft-com:office:office" xmlns:oel="http://schemas.microsoft.com/office/2019/extlst" xmlns:r="http://schemas.openxmlformats.org/officeDocument/2006/relationships" xmlns:m="http://schemas.openxmlformats.org/officeDocument/2006/math" xmlns:v="urn:schemas-microsoft-com:vml" xmlns:wp14="http://schemas.microsoft.com/office/word/2010/wordprocessingDrawing" xmlns:wp="http://schemas.openxmlformats.org/drawingml/2006/wordprocessingDrawing" xmlns:w10="urn:schemas-microsoft-com:office:word" xmlns:w="http://schemas.openxmlformats.org/wordprocessingml/2006/main" xmlns:w14="http://schemas.microsoft.com/office/word/2010/wordml" xmlns:w15="http://schemas.microsoft.com/office/word/2012/wordml" xmlns:w16cex="http://schemas.microsoft.com/office/word/2018/wordml/cex" xmlns:w16cid="http://schemas.microsoft.com/office/word/2016/wordml/cid" xmlns:w16="http://schemas.microsoft.com/office/word/2018/wordml" xmlns:w16du="http://schemas.microsoft.com/office/word/2023/wordml/word16du" xmlns:w16sdtdh="http://schemas.microsoft.com/office/word/2020/wordml/sdtdatahash" xmlns:w16sdtfl="http://schemas.microsoft.com/office/word/2024/wordml/sdtformatlock" xmlns:w16se="http://schemas.microsoft.com/office/word/2015/wordml/symex" xmlns:wpg="http://schemas.microsoft.com/office/word/2010/wordprocessingGroup" xmlns:wpi="http://schemas.microsoft.com/office/word/2010/wordprocessingInk" xmlns:wne="http://schemas.microsoft.com/office/word/2006/wordml" xmlns:wps="http://schemas.microsoft.com/office/word/2010/wordprocessingShape" mc:Ignorable="w14 w15 w16se w16cid w16 w16cex w16sdtdh w16sdtfl w16du wp14">
+  <w:p>
+    <w:pPr>
+      <w:pStyle w:val="Footer"/>
+    </w:pPr>
+  </w:p>
+</w:ftr>
+</file>
+
+<file path=word/footer2.xml><?xml version="1.0" encoding="utf-8"?>
 <w:ftr xmlns:wpc="http://schemas.microsoft.com/office/word/2010/wordprocessingCanvas" xmlns:cx="http://schemas.microsoft.com/office/drawing/2014/chartex" xmlns:cx1="http://schemas.microsoft.com/office/drawing/2015/9/8/chartex" xmlns:cx2="http://schemas.microsoft.com/office/drawing/2015/10/21/chartex" xmlns:cx3="http://schemas.microsoft.com/office/drawing/2016/5/9/chartex" xmlns:cx4="http://schemas.microsoft.com/office/drawing/2016/5/10/chartex" xmlns:cx5="http://schemas.microsoft.com/office/drawing/2016/5/11/chartex" xmlns:cx6="http://schemas.microsoft.com/office/drawing/2016/5/12/chartex" xmlns:cx7="http://schemas.microsoft.com/office/drawing/2016/5/13/chartex" xmlns:cx8="http://schemas.microsoft.com/office/drawing/2016/5/14/chartex" xmlns:mc="http://schemas.openxmlformats.org/markup-compatibility/2006" xmlns:aink="http://schemas.microsoft.com/office/drawing/2016/ink" xmlns:am3d="http://schemas.microsoft.com/office/drawing/2017/model3d" xmlns:o="urn:schemas-microsoft-com:office:office" xmlns:oel="http://schemas.microsoft.com/office/2019/extlst" xmlns:r="http://schemas.openxmlformats.org/officeDocument/2006/relationships" xmlns:m="http://schemas.openxmlformats.org/officeDocument/2006/math" xmlns:v="urn:schemas-microsoft-com:vml" xmlns:wp14="http://schemas.microsoft.com/office/word/2010/wordprocessingDrawing" xmlns:wp="http://schemas.openxmlformats.org/drawingml/2006/wordprocessingDrawing" xmlns:w10="urn:schemas-microsoft-com:office:word" xmlns:w="http://schemas.openxmlformats.org/wordprocessingml/2006/main" xmlns:w14="http://schemas.microsoft.com/office/word/2010/wordml" xmlns:w15="http://schemas.microsoft.com/office/word/2012/wordml" xmlns:w16cex="http://schemas.microsoft.com/office/word/2018/wordml/cex" xmlns:w16cid="http://schemas.microsoft.com/office/word/2016/wordml/cid" xmlns:w16="http://schemas.microsoft.com/office/word/2018/wordml" xmlns:w16du="http://schemas.microsoft.com/office/word/2023/wordml/word16du" xmlns:w16sdtdh="http://schemas.microsoft.com/office/word/2020/wordml/sdtdatahash" xmlns:w16sdtfl="http://schemas.microsoft.com/office/word/2024/wordml/sdtformatlock" xmlns:w16se="http://schemas.microsoft.com/office/word/2015/wordml/symex" xmlns:wpg="http://schemas.microsoft.com/office/word/2010/wordprocessingGroup" xmlns:wpi="http://schemas.microsoft.com/office/word/2010/wordprocessingInk" xmlns:wne="http://schemas.microsoft.com/office/word/2006/wordml" xmlns:wps="http://schemas.microsoft.com/office/word/2010/wordprocessingShape" mc:Ignorable="w14 w15 w16se w16cid w16 w16cex w16sdtdh w16sdtfl w16du wp14">
   <w:p>
     <w:pPr>
@@ -15688,7 +15675,17 @@
 </w:ftr>
 </file>
 
-<file path=word/footer2.xml><?xml version="1.0" encoding="utf-8"?>
+<file path=word/footer3.xml><?xml version="1.0" encoding="utf-8"?>
+<w:ftr xmlns:wpc="http://schemas.microsoft.com/office/word/2010/wordprocessingCanvas" xmlns:cx="http://schemas.microsoft.com/office/drawing/2014/chartex" xmlns:cx1="http://schemas.microsoft.com/office/drawing/2015/9/8/chartex" xmlns:cx2="http://schemas.microsoft.com/office/drawing/2015/10/21/chartex" xmlns:cx3="http://schemas.microsoft.com/office/drawing/2016/5/9/chartex" xmlns:cx4="http://schemas.microsoft.com/office/drawing/2016/5/10/chartex" xmlns:cx5="http://schemas.microsoft.com/office/drawing/2016/5/11/chartex" xmlns:cx6="http://schemas.microsoft.com/office/drawing/2016/5/12/chartex" xmlns:cx7="http://schemas.microsoft.com/office/drawing/2016/5/13/chartex" xmlns:cx8="http://schemas.microsoft.com/office/drawing/2016/5/14/chartex" xmlns:mc="http://schemas.openxmlformats.org/markup-compatibility/2006" xmlns:aink="http://schemas.microsoft.com/office/drawing/2016/ink" xmlns:am3d="http://schemas.microsoft.com/office/drawing/2017/model3d" xmlns:o="urn:schemas-microsoft-com:office:office" xmlns:oel="http://schemas.microsoft.com/office/2019/extlst" xmlns:r="http://schemas.openxmlformats.org/officeDocument/2006/relationships" xmlns:m="http://schemas.openxmlformats.org/officeDocument/2006/math" xmlns:v="urn:schemas-microsoft-com:vml" xmlns:wp14="http://schemas.microsoft.com/office/word/2010/wordprocessingDrawing" xmlns:wp="http://schemas.openxmlformats.org/drawingml/2006/wordprocessingDrawing" xmlns:w10="urn:schemas-microsoft-com:office:word" xmlns:w="http://schemas.openxmlformats.org/wordprocessingml/2006/main" xmlns:w14="http://schemas.microsoft.com/office/word/2010/wordml" xmlns:w15="http://schemas.microsoft.com/office/word/2012/wordml" xmlns:w16cex="http://schemas.microsoft.com/office/word/2018/wordml/cex" xmlns:w16cid="http://schemas.microsoft.com/office/word/2016/wordml/cid" xmlns:w16="http://schemas.microsoft.com/office/word/2018/wordml" xmlns:w16du="http://schemas.microsoft.com/office/word/2023/wordml/word16du" xmlns:w16sdtdh="http://schemas.microsoft.com/office/word/2020/wordml/sdtdatahash" xmlns:w16sdtfl="http://schemas.microsoft.com/office/word/2024/wordml/sdtformatlock" xmlns:w16se="http://schemas.microsoft.com/office/word/2015/wordml/symex" xmlns:wpg="http://schemas.microsoft.com/office/word/2010/wordprocessingGroup" xmlns:wpi="http://schemas.microsoft.com/office/word/2010/wordprocessingInk" xmlns:wne="http://schemas.microsoft.com/office/word/2006/wordml" xmlns:wps="http://schemas.microsoft.com/office/word/2010/wordprocessingShape" mc:Ignorable="w14 w15 w16se w16cid w16 w16cex w16sdtdh w16sdtfl w16du wp14">
+  <w:p>
+    <w:pPr>
+      <w:pStyle w:val="Footer"/>
+    </w:pPr>
+  </w:p>
+</w:ftr>
+</file>
+
+<file path=word/footer4.xml><?xml version="1.0" encoding="utf-8"?>
 <w:ftr xmlns:wpc="http://schemas.microsoft.com/office/word/2010/wordprocessingCanvas" xmlns:cx="http://schemas.microsoft.com/office/drawing/2014/chartex" xmlns:cx1="http://schemas.microsoft.com/office/drawing/2015/9/8/chartex" xmlns:cx2="http://schemas.microsoft.com/office/drawing/2015/10/21/chartex" xmlns:cx3="http://schemas.microsoft.com/office/drawing/2016/5/9/chartex" xmlns:cx4="http://schemas.microsoft.com/office/drawing/2016/5/10/chartex" xmlns:cx5="http://schemas.microsoft.com/office/drawing/2016/5/11/chartex" xmlns:cx6="http://schemas.microsoft.com/office/drawing/2016/5/12/chartex" xmlns:cx7="http://schemas.microsoft.com/office/drawing/2016/5/13/chartex" xmlns:cx8="http://schemas.microsoft.com/office/drawing/2016/5/14/chartex" xmlns:mc="http://schemas.openxmlformats.org/markup-compatibility/2006" xmlns:aink="http://schemas.microsoft.com/office/drawing/2016/ink" xmlns:am3d="http://schemas.microsoft.com/office/drawing/2017/model3d" xmlns:o="urn:schemas-microsoft-com:office:office" xmlns:oel="http://schemas.microsoft.com/office/2019/extlst" xmlns:r="http://schemas.openxmlformats.org/officeDocument/2006/relationships" xmlns:m="http://schemas.openxmlformats.org/officeDocument/2006/math" xmlns:v="urn:schemas-microsoft-com:vml" xmlns:wp14="http://schemas.microsoft.com/office/word/2010/wordprocessingDrawing" xmlns:wp="http://schemas.openxmlformats.org/drawingml/2006/wordprocessingDrawing" xmlns:w10="urn:schemas-microsoft-com:office:word" xmlns:w="http://schemas.openxmlformats.org/wordprocessingml/2006/main" xmlns:w14="http://schemas.microsoft.com/office/word/2010/wordml" xmlns:w15="http://schemas.microsoft.com/office/word/2012/wordml" xmlns:w16cex="http://schemas.microsoft.com/office/word/2018/wordml/cex" xmlns:w16cid="http://schemas.microsoft.com/office/word/2016/wordml/cid" xmlns:w16="http://schemas.microsoft.com/office/word/2018/wordml" xmlns:w16du="http://schemas.microsoft.com/office/word/2023/wordml/word16du" xmlns:w16sdtdh="http://schemas.microsoft.com/office/word/2020/wordml/sdtdatahash" xmlns:w16sdtfl="http://schemas.microsoft.com/office/word/2024/wordml/sdtformatlock" xmlns:w16se="http://schemas.microsoft.com/office/word/2015/wordml/symex" xmlns:wpg="http://schemas.microsoft.com/office/word/2010/wordprocessingGroup" xmlns:wpi="http://schemas.microsoft.com/office/word/2010/wordprocessingInk" xmlns:wne="http://schemas.microsoft.com/office/word/2006/wordml" xmlns:wps="http://schemas.microsoft.com/office/word/2010/wordprocessingShape" mc:Ignorable="w14 w15 w16se w16cid w16 w16cex w16sdtdh w16sdtfl w16du wp14">
   <w:p>
     <w:pPr>
@@ -15776,9 +15773,18 @@
         <w:rFonts w:ascii="Calibri" w:eastAsia="Times New Roman" w:hAnsi="Calibri" w:cs="Calibri"/>
         <w:sz w:val="18"/>
         <w:szCs w:val="18"/>
-        <w:lang w:val="x-none" w:eastAsia="x-none" w:bidi="ta-IN"/>
+        <w:lang w:eastAsia="x-none" w:bidi="ta-IN"/>
       </w:rPr>
-      <w:t xml:space="preserve">EFG-SP-01 </w:t>
+      <w:t>EFG-SP-02 A</w:t>
+    </w:r>
+    <w:r>
+      <w:rPr>
+        <w:rFonts w:ascii="Calibri" w:eastAsia="Times New Roman" w:hAnsi="Calibri" w:cs="Calibri"/>
+        <w:sz w:val="18"/>
+        <w:szCs w:val="18"/>
+        <w:lang w:eastAsia="x-none" w:bidi="ta-IN"/>
+      </w:rPr>
+      <w:t xml:space="preserve"> </w:t>
     </w:r>
     <w:r>
       <w:rPr>
@@ -15787,16 +15793,7 @@
         <w:szCs w:val="18"/>
         <w:lang w:val="x-none" w:eastAsia="x-none" w:bidi="ta-IN"/>
       </w:rPr>
-      <w:t>A</w:t>
-    </w:r>
-    <w:r>
-      <w:rPr>
-        <w:rFonts w:ascii="Calibri" w:eastAsia="Times New Roman" w:hAnsi="Calibri" w:cs="Calibri"/>
-        <w:sz w:val="18"/>
-        <w:szCs w:val="18"/>
-        <w:lang w:val="x-none" w:eastAsia="x-none" w:bidi="ta-IN"/>
-      </w:rPr>
-      <w:t xml:space="preserve"> | Rev0</w:t>
+      <w:t>| Rev0</w:t>
     </w:r>
     <w:r>
       <w:rPr>
@@ -15889,7 +15886,7 @@
           <v:path o:extrusionok="f" gradientshapeok="t" o:connecttype="rect"/>
           <o:lock v:ext="edit" aspectratio="t"/>
         </v:shapetype>
-        <v:shape id="Picture 23" o:spid="_x0000_i1026" type="#_x0000_t75" alt="Service Provider for iso Certification in Singapore ..." style="width:39.75pt;height:37.5pt;visibility:visible">
+        <v:shape id="Picture 23" o:spid="_x0000_i1075" type="#_x0000_t75" alt="Service Provider for iso Certification in Singapore ..." style="width:39.75pt;height:37.5pt;visibility:visible">
           <v:imagedata r:id="rId1" o:title="Service Provider for iso Certification in Singapore "/>
         </v:shape>
       </w:pict>
@@ -15910,7 +15907,7 @@
         <w:lang w:val="en-SG" w:eastAsia="en-SG"/>
       </w:rPr>
       <w:pict w14:anchorId="56841158">
-        <v:shape id="Picture 25" o:spid="_x0000_i1027" type="#_x0000_t75" alt="Service Provider for iso Certification in Singapore - Banyancertification" style="width:34.5pt;height:36pt;visibility:visible">
+        <v:shape id="Picture 25" o:spid="_x0000_i1076" type="#_x0000_t75" alt="Service Provider for iso Certification in Singapore - Banyancertification" style="width:34.5pt;height:36pt;visibility:visible">
           <v:imagedata r:id="rId2" o:title="Service Provider for iso Certification in Singapore - Banyancertification"/>
         </v:shape>
       </w:pict>
@@ -15931,7 +15928,7 @@
         <w:lang w:val="en-SG" w:eastAsia="en-SG"/>
       </w:rPr>
       <w:pict w14:anchorId="239A536F">
-        <v:shape id="Picture 1" o:spid="_x0000_i1028" type="#_x0000_t75" style="width:33pt;height:34.5pt;visibility:visible">
+        <v:shape id="Picture 1" o:spid="_x0000_i1077" type="#_x0000_t75" style="width:33pt;height:34.5pt;visibility:visible">
           <v:imagedata r:id="rId3" o:title=""/>
         </v:shape>
       </w:pict>
@@ -15952,7 +15949,7 @@
         <w:lang w:val="en-SG" w:eastAsia="en-SG"/>
       </w:rPr>
       <w:pict w14:anchorId="727F8377">
-        <v:shape id="Picture 8" o:spid="_x0000_i1029" type="#_x0000_t75" alt="ssg" style="width:55.5pt;height:32.25pt;visibility:visible">
+        <v:shape id="Picture 8" o:spid="_x0000_i1078" type="#_x0000_t75" alt="ssg" style="width:55.5pt;height:32.25pt;visibility:visible">
           <v:imagedata r:id="rId4" o:title="ssg"/>
         </v:shape>
       </w:pict>
@@ -15973,7 +15970,7 @@
         <w:lang w:val="en-SG" w:eastAsia="en-SG"/>
       </w:rPr>
       <w:pict w14:anchorId="20E36AA3">
-        <v:shape id="Picture 20" o:spid="_x0000_i1030" type="#_x0000_t75" style="width:60.75pt;height:34.5pt;visibility:visible">
+        <v:shape id="Picture 20" o:spid="_x0000_i1079" type="#_x0000_t75" style="width:60.75pt;height:34.5pt;visibility:visible">
           <v:imagedata r:id="rId5" o:title="WhatsApp Image 2023-05-31 at 12" croptop="3799f" cropbottom="2713f" cropleft="1852f" cropright="1256f"/>
         </v:shape>
       </w:pict>
@@ -15996,7 +15993,7 @@
         <w:lang w:val="en-SG" w:eastAsia="en-SG"/>
       </w:rPr>
       <w:pict w14:anchorId="4F7EB32D">
-        <v:shape id="_x0000_i1031" type="#_x0000_t75" style="width:45pt;height:29.25pt;visibility:visible">
+        <v:shape id="_x0000_i1080" type="#_x0000_t75" style="width:45pt;height:29.25pt;visibility:visible">
           <v:imagedata r:id="rId6" o:title=""/>
         </v:shape>
       </w:pict>
@@ -16015,7 +16012,7 @@
 </w:ftr>
 </file>
 
-<file path=word/footer3.xml><?xml version="1.0" encoding="utf-8"?>
+<file path=word/footer5.xml><?xml version="1.0" encoding="utf-8"?>
 <w:ftr xmlns:wpc="http://schemas.microsoft.com/office/word/2010/wordprocessingCanvas" xmlns:cx="http://schemas.microsoft.com/office/drawing/2014/chartex" xmlns:cx1="http://schemas.microsoft.com/office/drawing/2015/9/8/chartex" xmlns:cx2="http://schemas.microsoft.com/office/drawing/2015/10/21/chartex" xmlns:cx3="http://schemas.microsoft.com/office/drawing/2016/5/9/chartex" xmlns:cx4="http://schemas.microsoft.com/office/drawing/2016/5/10/chartex" xmlns:cx5="http://schemas.microsoft.com/office/drawing/2016/5/11/chartex" xmlns:cx6="http://schemas.microsoft.com/office/drawing/2016/5/12/chartex" xmlns:cx7="http://schemas.microsoft.com/office/drawing/2016/5/13/chartex" xmlns:cx8="http://schemas.microsoft.com/office/drawing/2016/5/14/chartex" xmlns:mc="http://schemas.openxmlformats.org/markup-compatibility/2006" xmlns:aink="http://schemas.microsoft.com/office/drawing/2016/ink" xmlns:am3d="http://schemas.microsoft.com/office/drawing/2017/model3d" xmlns:o="urn:schemas-microsoft-com:office:office" xmlns:oel="http://schemas.microsoft.com/office/2019/extlst" xmlns:r="http://schemas.openxmlformats.org/officeDocument/2006/relationships" xmlns:m="http://schemas.openxmlformats.org/officeDocument/2006/math" xmlns:v="urn:schemas-microsoft-com:vml" xmlns:wp14="http://schemas.microsoft.com/office/word/2010/wordprocessingDrawing" xmlns:wp="http://schemas.openxmlformats.org/drawingml/2006/wordprocessingDrawing" xmlns:w10="urn:schemas-microsoft-com:office:word" xmlns:w="http://schemas.openxmlformats.org/wordprocessingml/2006/main" xmlns:w14="http://schemas.microsoft.com/office/word/2010/wordml" xmlns:w15="http://schemas.microsoft.com/office/word/2012/wordml" xmlns:w16cex="http://schemas.microsoft.com/office/word/2018/wordml/cex" xmlns:w16cid="http://schemas.microsoft.com/office/word/2016/wordml/cid" xmlns:w16="http://schemas.microsoft.com/office/word/2018/wordml" xmlns:w16du="http://schemas.microsoft.com/office/word/2023/wordml/word16du" xmlns:w16sdtdh="http://schemas.microsoft.com/office/word/2020/wordml/sdtdatahash" xmlns:w16sdtfl="http://schemas.microsoft.com/office/word/2024/wordml/sdtformatlock" xmlns:w16se="http://schemas.microsoft.com/office/word/2015/wordml/symex" xmlns:wpg="http://schemas.microsoft.com/office/word/2010/wordprocessingGroup" xmlns:wpi="http://schemas.microsoft.com/office/word/2010/wordprocessingInk" xmlns:wne="http://schemas.microsoft.com/office/word/2006/wordml" xmlns:wps="http://schemas.microsoft.com/office/word/2010/wordprocessingShape" mc:Ignorable="w14 w15 w16se w16cid w16 w16cex w16sdtdh w16sdtfl w16du wp14">
   <w:p>
     <w:pPr>
@@ -16037,7 +16034,7 @@
 </w:ftr>
 </file>
 
-<file path=word/footer4.xml><?xml version="1.0" encoding="utf-8"?>
+<file path=word/footer6.xml><?xml version="1.0" encoding="utf-8"?>
 <w:ftr xmlns:wpc="http://schemas.microsoft.com/office/word/2010/wordprocessingCanvas" xmlns:cx="http://schemas.microsoft.com/office/drawing/2014/chartex" xmlns:cx1="http://schemas.microsoft.com/office/drawing/2015/9/8/chartex" xmlns:cx2="http://schemas.microsoft.com/office/drawing/2015/10/21/chartex" xmlns:cx3="http://schemas.microsoft.com/office/drawing/2016/5/9/chartex" xmlns:cx4="http://schemas.microsoft.com/office/drawing/2016/5/10/chartex" xmlns:cx5="http://schemas.microsoft.com/office/drawing/2016/5/11/chartex" xmlns:cx6="http://schemas.microsoft.com/office/drawing/2016/5/12/chartex" xmlns:cx7="http://schemas.microsoft.com/office/drawing/2016/5/13/chartex" xmlns:cx8="http://schemas.microsoft.com/office/drawing/2016/5/14/chartex" xmlns:mc="http://schemas.openxmlformats.org/markup-compatibility/2006" xmlns:aink="http://schemas.microsoft.com/office/drawing/2016/ink" xmlns:am3d="http://schemas.microsoft.com/office/drawing/2017/model3d" xmlns:o="urn:schemas-microsoft-com:office:office" xmlns:oel="http://schemas.microsoft.com/office/2019/extlst" xmlns:r="http://schemas.openxmlformats.org/officeDocument/2006/relationships" xmlns:m="http://schemas.openxmlformats.org/officeDocument/2006/math" xmlns:v="urn:schemas-microsoft-com:vml" xmlns:wp14="http://schemas.microsoft.com/office/word/2010/wordprocessingDrawing" xmlns:wp="http://schemas.openxmlformats.org/drawingml/2006/wordprocessingDrawing" xmlns:w10="urn:schemas-microsoft-com:office:word" xmlns:w="http://schemas.openxmlformats.org/wordprocessingml/2006/main" xmlns:w14="http://schemas.microsoft.com/office/word/2010/wordml" xmlns:w15="http://schemas.microsoft.com/office/word/2012/wordml" xmlns:w16cex="http://schemas.microsoft.com/office/word/2018/wordml/cex" xmlns:w16cid="http://schemas.microsoft.com/office/word/2016/wordml/cid" xmlns:w16="http://schemas.microsoft.com/office/word/2018/wordml" xmlns:w16du="http://schemas.microsoft.com/office/word/2023/wordml/word16du" xmlns:w16sdtdh="http://schemas.microsoft.com/office/word/2020/wordml/sdtdatahash" xmlns:w16sdtfl="http://schemas.microsoft.com/office/word/2024/wordml/sdtformatlock" xmlns:w16se="http://schemas.microsoft.com/office/word/2015/wordml/symex" xmlns:wpg="http://schemas.microsoft.com/office/word/2010/wordprocessingGroup" xmlns:wpi="http://schemas.microsoft.com/office/word/2010/wordprocessingInk" xmlns:wne="http://schemas.microsoft.com/office/word/2006/wordml" xmlns:wps="http://schemas.microsoft.com/office/word/2010/wordprocessingShape" mc:Ignorable="w14 w15 w16se w16cid w16 w16cex w16sdtdh w16sdtfl w16du wp14">
   <w:p>
     <w:pPr>
@@ -16126,7 +16123,34 @@
         <w:szCs w:val="16"/>
         <w:lang w:val="x-none" w:eastAsia="x-none" w:bidi="ta-IN"/>
       </w:rPr>
-      <w:t xml:space="preserve">            EFG-SP-01 A | Rev03/01-02-202</w:t>
+      <w:t xml:space="preserve">            </w:t>
+    </w:r>
+    <w:r>
+      <w:rPr>
+        <w:rFonts w:ascii="Calibri" w:eastAsia="Times New Roman" w:hAnsi="Calibri" w:cs="Calibri"/>
+        <w:sz w:val="16"/>
+        <w:szCs w:val="16"/>
+        <w:lang w:eastAsia="x-none" w:bidi="ta-IN"/>
+      </w:rPr>
+      <w:t>EFG-SP-02 A</w:t>
+    </w:r>
+    <w:r>
+      <w:rPr>
+        <w:rFonts w:ascii="Calibri" w:eastAsia="Times New Roman" w:hAnsi="Calibri" w:cs="Calibri"/>
+        <w:sz w:val="16"/>
+        <w:szCs w:val="16"/>
+        <w:lang w:eastAsia="x-none" w:bidi="ta-IN"/>
+      </w:rPr>
+      <w:t xml:space="preserve"> </w:t>
+    </w:r>
+    <w:r>
+      <w:rPr>
+        <w:rFonts w:ascii="Calibri" w:eastAsia="Times New Roman" w:hAnsi="Calibri" w:cs="Calibri"/>
+        <w:sz w:val="16"/>
+        <w:szCs w:val="16"/>
+        <w:lang w:val="x-none" w:eastAsia="x-none" w:bidi="ta-IN"/>
+      </w:rPr>
+      <w:t>| Rev03/01-02-202</w:t>
     </w:r>
     <w:r>
       <w:rPr>
@@ -16596,7 +16620,7 @@
 </w:ftr>
 </file>
 
-<file path=word/footer5.xml><?xml version="1.0" encoding="utf-8"?>
+<file path=word/footer7.xml><?xml version="1.0" encoding="utf-8"?>
 <w:ftr xmlns:wpc="http://schemas.microsoft.com/office/word/2010/wordprocessingCanvas" xmlns:cx="http://schemas.microsoft.com/office/drawing/2014/chartex" xmlns:cx1="http://schemas.microsoft.com/office/drawing/2015/9/8/chartex" xmlns:cx2="http://schemas.microsoft.com/office/drawing/2015/10/21/chartex" xmlns:cx3="http://schemas.microsoft.com/office/drawing/2016/5/9/chartex" xmlns:cx4="http://schemas.microsoft.com/office/drawing/2016/5/10/chartex" xmlns:cx5="http://schemas.microsoft.com/office/drawing/2016/5/11/chartex" xmlns:cx6="http://schemas.microsoft.com/office/drawing/2016/5/12/chartex" xmlns:cx7="http://schemas.microsoft.com/office/drawing/2016/5/13/chartex" xmlns:cx8="http://schemas.microsoft.com/office/drawing/2016/5/14/chartex" xmlns:mc="http://schemas.openxmlformats.org/markup-compatibility/2006" xmlns:aink="http://schemas.microsoft.com/office/drawing/2016/ink" xmlns:am3d="http://schemas.microsoft.com/office/drawing/2017/model3d" xmlns:o="urn:schemas-microsoft-com:office:office" xmlns:oel="http://schemas.microsoft.com/office/2019/extlst" xmlns:r="http://schemas.openxmlformats.org/officeDocument/2006/relationships" xmlns:m="http://schemas.openxmlformats.org/officeDocument/2006/math" xmlns:v="urn:schemas-microsoft-com:vml" xmlns:wp14="http://schemas.microsoft.com/office/word/2010/wordprocessingDrawing" xmlns:wp="http://schemas.openxmlformats.org/drawingml/2006/wordprocessingDrawing" xmlns:w10="urn:schemas-microsoft-com:office:word" xmlns:w="http://schemas.openxmlformats.org/wordprocessingml/2006/main" xmlns:w14="http://schemas.microsoft.com/office/word/2010/wordml" xmlns:w15="http://schemas.microsoft.com/office/word/2012/wordml" xmlns:w16cex="http://schemas.microsoft.com/office/word/2018/wordml/cex" xmlns:w16cid="http://schemas.microsoft.com/office/word/2016/wordml/cid" xmlns:w16="http://schemas.microsoft.com/office/word/2018/wordml" xmlns:w16du="http://schemas.microsoft.com/office/word/2023/wordml/word16du" xmlns:w16sdtdh="http://schemas.microsoft.com/office/word/2020/wordml/sdtdatahash" xmlns:w16sdtfl="http://schemas.microsoft.com/office/word/2024/wordml/sdtformatlock" xmlns:w16se="http://schemas.microsoft.com/office/word/2015/wordml/symex" xmlns:wpg="http://schemas.microsoft.com/office/word/2010/wordprocessingGroup" xmlns:wpi="http://schemas.microsoft.com/office/word/2010/wordprocessingInk" xmlns:wne="http://schemas.microsoft.com/office/word/2006/wordml" xmlns:wps="http://schemas.microsoft.com/office/word/2010/wordprocessingShape" mc:Ignorable="w14 w15 w16se w16cid w16 w16cex w16sdtdh w16sdtfl w16du wp14">
   <w:p>
     <w:pPr>
@@ -16638,6 +16662,16 @@
 </file>
 
 <file path=word/header1.xml><?xml version="1.0" encoding="utf-8"?>
+<w:hdr xmlns:wpc="http://schemas.microsoft.com/office/word/2010/wordprocessingCanvas" xmlns:cx="http://schemas.microsoft.com/office/drawing/2014/chartex" xmlns:cx1="http://schemas.microsoft.com/office/drawing/2015/9/8/chartex" xmlns:cx2="http://schemas.microsoft.com/office/drawing/2015/10/21/chartex" xmlns:cx3="http://schemas.microsoft.com/office/drawing/2016/5/9/chartex" xmlns:cx4="http://schemas.microsoft.com/office/drawing/2016/5/10/chartex" xmlns:cx5="http://schemas.microsoft.com/office/drawing/2016/5/11/chartex" xmlns:cx6="http://schemas.microsoft.com/office/drawing/2016/5/12/chartex" xmlns:cx7="http://schemas.microsoft.com/office/drawing/2016/5/13/chartex" xmlns:cx8="http://schemas.microsoft.com/office/drawing/2016/5/14/chartex" xmlns:mc="http://schemas.openxmlformats.org/markup-compatibility/2006" xmlns:aink="http://schemas.microsoft.com/office/drawing/2016/ink" xmlns:am3d="http://schemas.microsoft.com/office/drawing/2017/model3d" xmlns:o="urn:schemas-microsoft-com:office:office" xmlns:oel="http://schemas.microsoft.com/office/2019/extlst" xmlns:r="http://schemas.openxmlformats.org/officeDocument/2006/relationships" xmlns:m="http://schemas.openxmlformats.org/officeDocument/2006/math" xmlns:v="urn:schemas-microsoft-com:vml" xmlns:wp14="http://schemas.microsoft.com/office/word/2010/wordprocessingDrawing" xmlns:wp="http://schemas.openxmlformats.org/drawingml/2006/wordprocessingDrawing" xmlns:w10="urn:schemas-microsoft-com:office:word" xmlns:w="http://schemas.openxmlformats.org/wordprocessingml/2006/main" xmlns:w14="http://schemas.microsoft.com/office/word/2010/wordml" xmlns:w15="http://schemas.microsoft.com/office/word/2012/wordml" xmlns:w16cex="http://schemas.microsoft.com/office/word/2018/wordml/cex" xmlns:w16cid="http://schemas.microsoft.com/office/word/2016/wordml/cid" xmlns:w16="http://schemas.microsoft.com/office/word/2018/wordml" xmlns:w16du="http://schemas.microsoft.com/office/word/2023/wordml/word16du" xmlns:w16sdtdh="http://schemas.microsoft.com/office/word/2020/wordml/sdtdatahash" xmlns:w16sdtfl="http://schemas.microsoft.com/office/word/2024/wordml/sdtformatlock" xmlns:w16se="http://schemas.microsoft.com/office/word/2015/wordml/symex" xmlns:wpg="http://schemas.microsoft.com/office/word/2010/wordprocessingGroup" xmlns:wpi="http://schemas.microsoft.com/office/word/2010/wordprocessingInk" xmlns:wne="http://schemas.microsoft.com/office/word/2006/wordml" xmlns:wps="http://schemas.microsoft.com/office/word/2010/wordprocessingShape" mc:Ignorable="w14 w15 w16se w16cid w16 w16cex w16sdtdh w16sdtfl w16du wp14">
+  <w:p>
+    <w:pPr>
+      <w:pStyle w:val="Header"/>
+    </w:pPr>
+  </w:p>
+</w:hdr>
+</file>
+
+<file path=word/header2.xml><?xml version="1.0" encoding="utf-8"?>
 <w:hdr xmlns:wpc="http://schemas.microsoft.com/office/word/2010/wordprocessingCanvas" xmlns:cx="http://schemas.microsoft.com/office/drawing/2014/chartex" xmlns:cx1="http://schemas.microsoft.com/office/drawing/2015/9/8/chartex" xmlns:cx2="http://schemas.microsoft.com/office/drawing/2015/10/21/chartex" xmlns:cx3="http://schemas.microsoft.com/office/drawing/2016/5/9/chartex" xmlns:cx4="http://schemas.microsoft.com/office/drawing/2016/5/10/chartex" xmlns:cx5="http://schemas.microsoft.com/office/drawing/2016/5/11/chartex" xmlns:cx6="http://schemas.microsoft.com/office/drawing/2016/5/12/chartex" xmlns:cx7="http://schemas.microsoft.com/office/drawing/2016/5/13/chartex" xmlns:cx8="http://schemas.microsoft.com/office/drawing/2016/5/14/chartex" xmlns:mc="http://schemas.openxmlformats.org/markup-compatibility/2006" xmlns:aink="http://schemas.microsoft.com/office/drawing/2016/ink" xmlns:am3d="http://schemas.microsoft.com/office/drawing/2017/model3d" xmlns:o="urn:schemas-microsoft-com:office:office" xmlns:oel="http://schemas.microsoft.com/office/2019/extlst" xmlns:r="http://schemas.openxmlformats.org/officeDocument/2006/relationships" xmlns:m="http://schemas.openxmlformats.org/officeDocument/2006/math" xmlns:v="urn:schemas-microsoft-com:vml" xmlns:wp14="http://schemas.microsoft.com/office/word/2010/wordprocessingDrawing" xmlns:wp="http://schemas.openxmlformats.org/drawingml/2006/wordprocessingDrawing" xmlns:w10="urn:schemas-microsoft-com:office:word" xmlns:w="http://schemas.openxmlformats.org/wordprocessingml/2006/main" xmlns:w14="http://schemas.microsoft.com/office/word/2010/wordml" xmlns:w15="http://schemas.microsoft.com/office/word/2012/wordml" xmlns:w16cex="http://schemas.microsoft.com/office/word/2018/wordml/cex" xmlns:w16cid="http://schemas.microsoft.com/office/word/2016/wordml/cid" xmlns:w16="http://schemas.microsoft.com/office/word/2018/wordml" xmlns:w16du="http://schemas.microsoft.com/office/word/2023/wordml/word16du" xmlns:w16sdtdh="http://schemas.microsoft.com/office/word/2020/wordml/sdtdatahash" xmlns:w16sdtfl="http://schemas.microsoft.com/office/word/2024/wordml/sdtformatlock" xmlns:w16se="http://schemas.microsoft.com/office/word/2015/wordml/symex" xmlns:wpg="http://schemas.microsoft.com/office/word/2010/wordprocessingGroup" xmlns:wpi="http://schemas.microsoft.com/office/word/2010/wordprocessingInk" xmlns:wne="http://schemas.microsoft.com/office/word/2006/wordml" xmlns:wps="http://schemas.microsoft.com/office/word/2010/wordprocessingShape" mc:Ignorable="w14 w15 w16se w16cid w16 w16cex w16sdtdh w16sdtfl w16du wp14">
   <w:p>
     <w:pPr>
@@ -16701,13 +16735,7 @@
       <w:rPr>
         <w:color w:val="006FC0"/>
       </w:rPr>
-      <w:t xml:space="preserve"> </w:t>
-    </w:r>
-    <w:r>
-      <w:rPr>
-        <w:color w:val="006FC0"/>
-      </w:rPr>
-      <w:t>EFG</w:t>
+      <w:t xml:space="preserve"> EFG</w:t>
     </w:r>
     <w:r>
       <w:rPr>
@@ -16783,17 +16811,7 @@
         <w:sz w:val="32"/>
         <w:szCs w:val="32"/>
       </w:rPr>
-      <w:t xml:space="preserve">                                     </w:t>
-    </w:r>
-    <w:r>
-      <w:rPr>
-        <w:rFonts w:ascii="Calibri" w:hAnsi="Calibri" w:cs="Calibri"/>
-        <w:b/>
-        <w:bCs/>
-        <w:sz w:val="32"/>
-        <w:szCs w:val="32"/>
-      </w:rPr>
-      <w:t>INDIVIDUAL</w:t>
+      <w:t xml:space="preserve">                                     INDIVIDUAL</w:t>
     </w:r>
     <w:r>
       <w:rPr>
@@ -16874,7 +16892,17 @@
 </w:hdr>
 </file>
 
-<file path=word/header2.xml><?xml version="1.0" encoding="utf-8"?>
+<file path=word/header3.xml><?xml version="1.0" encoding="utf-8"?>
+<w:hdr xmlns:wpc="http://schemas.microsoft.com/office/word/2010/wordprocessingCanvas" xmlns:cx="http://schemas.microsoft.com/office/drawing/2014/chartex" xmlns:cx1="http://schemas.microsoft.com/office/drawing/2015/9/8/chartex" xmlns:cx2="http://schemas.microsoft.com/office/drawing/2015/10/21/chartex" xmlns:cx3="http://schemas.microsoft.com/office/drawing/2016/5/9/chartex" xmlns:cx4="http://schemas.microsoft.com/office/drawing/2016/5/10/chartex" xmlns:cx5="http://schemas.microsoft.com/office/drawing/2016/5/11/chartex" xmlns:cx6="http://schemas.microsoft.com/office/drawing/2016/5/12/chartex" xmlns:cx7="http://schemas.microsoft.com/office/drawing/2016/5/13/chartex" xmlns:cx8="http://schemas.microsoft.com/office/drawing/2016/5/14/chartex" xmlns:mc="http://schemas.openxmlformats.org/markup-compatibility/2006" xmlns:aink="http://schemas.microsoft.com/office/drawing/2016/ink" xmlns:am3d="http://schemas.microsoft.com/office/drawing/2017/model3d" xmlns:o="urn:schemas-microsoft-com:office:office" xmlns:oel="http://schemas.microsoft.com/office/2019/extlst" xmlns:r="http://schemas.openxmlformats.org/officeDocument/2006/relationships" xmlns:m="http://schemas.openxmlformats.org/officeDocument/2006/math" xmlns:v="urn:schemas-microsoft-com:vml" xmlns:wp14="http://schemas.microsoft.com/office/word/2010/wordprocessingDrawing" xmlns:wp="http://schemas.openxmlformats.org/drawingml/2006/wordprocessingDrawing" xmlns:w10="urn:schemas-microsoft-com:office:word" xmlns:w="http://schemas.openxmlformats.org/wordprocessingml/2006/main" xmlns:w14="http://schemas.microsoft.com/office/word/2010/wordml" xmlns:w15="http://schemas.microsoft.com/office/word/2012/wordml" xmlns:w16cex="http://schemas.microsoft.com/office/word/2018/wordml/cex" xmlns:w16cid="http://schemas.microsoft.com/office/word/2016/wordml/cid" xmlns:w16="http://schemas.microsoft.com/office/word/2018/wordml" xmlns:w16du="http://schemas.microsoft.com/office/word/2023/wordml/word16du" xmlns:w16sdtdh="http://schemas.microsoft.com/office/word/2020/wordml/sdtdatahash" xmlns:w16sdtfl="http://schemas.microsoft.com/office/word/2024/wordml/sdtformatlock" xmlns:w16se="http://schemas.microsoft.com/office/word/2015/wordml/symex" xmlns:wpg="http://schemas.microsoft.com/office/word/2010/wordprocessingGroup" xmlns:wpi="http://schemas.microsoft.com/office/word/2010/wordprocessingInk" xmlns:wne="http://schemas.microsoft.com/office/word/2006/wordml" xmlns:wps="http://schemas.microsoft.com/office/word/2010/wordprocessingShape" mc:Ignorable="w14 w15 w16se w16cid w16 w16cex w16sdtdh w16sdtfl w16du wp14">
+  <w:p>
+    <w:pPr>
+      <w:pStyle w:val="Header"/>
+    </w:pPr>
+  </w:p>
+</w:hdr>
+</file>
+
+<file path=word/header4.xml><?xml version="1.0" encoding="utf-8"?>
 <w:hdr xmlns:wpc="http://schemas.microsoft.com/office/word/2010/wordprocessingCanvas" xmlns:cx="http://schemas.microsoft.com/office/drawing/2014/chartex" xmlns:cx1="http://schemas.microsoft.com/office/drawing/2015/9/8/chartex" xmlns:cx2="http://schemas.microsoft.com/office/drawing/2015/10/21/chartex" xmlns:cx3="http://schemas.microsoft.com/office/drawing/2016/5/9/chartex" xmlns:cx4="http://schemas.microsoft.com/office/drawing/2016/5/10/chartex" xmlns:cx5="http://schemas.microsoft.com/office/drawing/2016/5/11/chartex" xmlns:cx6="http://schemas.microsoft.com/office/drawing/2016/5/12/chartex" xmlns:cx7="http://schemas.microsoft.com/office/drawing/2016/5/13/chartex" xmlns:cx8="http://schemas.microsoft.com/office/drawing/2016/5/14/chartex" xmlns:mc="http://schemas.openxmlformats.org/markup-compatibility/2006" xmlns:aink="http://schemas.microsoft.com/office/drawing/2016/ink" xmlns:am3d="http://schemas.microsoft.com/office/drawing/2017/model3d" xmlns:o="urn:schemas-microsoft-com:office:office" xmlns:oel="http://schemas.microsoft.com/office/2019/extlst" xmlns:r="http://schemas.openxmlformats.org/officeDocument/2006/relationships" xmlns:m="http://schemas.openxmlformats.org/officeDocument/2006/math" xmlns:v="urn:schemas-microsoft-com:vml" xmlns:wp14="http://schemas.microsoft.com/office/word/2010/wordprocessingDrawing" xmlns:wp="http://schemas.openxmlformats.org/drawingml/2006/wordprocessingDrawing" xmlns:w10="urn:schemas-microsoft-com:office:word" xmlns:w="http://schemas.openxmlformats.org/wordprocessingml/2006/main" xmlns:w14="http://schemas.microsoft.com/office/word/2010/wordml" xmlns:w15="http://schemas.microsoft.com/office/word/2012/wordml" xmlns:w16cex="http://schemas.microsoft.com/office/word/2018/wordml/cex" xmlns:w16cid="http://schemas.microsoft.com/office/word/2016/wordml/cid" xmlns:w16="http://schemas.microsoft.com/office/word/2018/wordml" xmlns:w16du="http://schemas.microsoft.com/office/word/2023/wordml/word16du" xmlns:w16sdtdh="http://schemas.microsoft.com/office/word/2020/wordml/sdtdatahash" xmlns:w16sdtfl="http://schemas.microsoft.com/office/word/2024/wordml/sdtformatlock" xmlns:w16se="http://schemas.microsoft.com/office/word/2015/wordml/symex" xmlns:wpg="http://schemas.microsoft.com/office/word/2010/wordprocessingGroup" xmlns:wpi="http://schemas.microsoft.com/office/word/2010/wordprocessingInk" xmlns:wne="http://schemas.microsoft.com/office/word/2006/wordml" xmlns:wps="http://schemas.microsoft.com/office/word/2010/wordprocessingShape" mc:Ignorable="w14 w15 w16se w16cid w16 w16cex w16sdtdh w16sdtfl w16du wp14">
   <w:p>
     <w:pPr>
@@ -17191,7 +17219,7 @@
           <v:path o:extrusionok="f" gradientshapeok="t" o:connecttype="rect"/>
           <o:lock v:ext="edit" aspectratio="t"/>
         </v:shapetype>
-        <v:shape id="_x0000_i1025" type="#_x0000_t75" style="width:61.5pt;height:53.25pt">
+        <v:shape id="_x0000_i1025" type="#_x0000_t75" style="width:60.75pt;height:53.25pt">
           <v:imagedata r:id="rId2" o:title=""/>
         </v:shape>
       </w:pict>
@@ -17200,7 +17228,7 @@
 </w:hdr>
 </file>
 
-<file path=word/header3.xml><?xml version="1.0" encoding="utf-8"?>
+<file path=word/header5.xml><?xml version="1.0" encoding="utf-8"?>
 <w:hdr xmlns:wpc="http://schemas.microsoft.com/office/word/2010/wordprocessingCanvas" xmlns:cx="http://schemas.microsoft.com/office/drawing/2014/chartex" xmlns:cx1="http://schemas.microsoft.com/office/drawing/2015/9/8/chartex" xmlns:cx2="http://schemas.microsoft.com/office/drawing/2015/10/21/chartex" xmlns:cx3="http://schemas.microsoft.com/office/drawing/2016/5/9/chartex" xmlns:cx4="http://schemas.microsoft.com/office/drawing/2016/5/10/chartex" xmlns:cx5="http://schemas.microsoft.com/office/drawing/2016/5/11/chartex" xmlns:cx6="http://schemas.microsoft.com/office/drawing/2016/5/12/chartex" xmlns:cx7="http://schemas.microsoft.com/office/drawing/2016/5/13/chartex" xmlns:cx8="http://schemas.microsoft.com/office/drawing/2016/5/14/chartex" xmlns:mc="http://schemas.openxmlformats.org/markup-compatibility/2006" xmlns:aink="http://schemas.microsoft.com/office/drawing/2016/ink" xmlns:am3d="http://schemas.microsoft.com/office/drawing/2017/model3d" xmlns:o="urn:schemas-microsoft-com:office:office" xmlns:oel="http://schemas.microsoft.com/office/2019/extlst" xmlns:r="http://schemas.openxmlformats.org/officeDocument/2006/relationships" xmlns:m="http://schemas.openxmlformats.org/officeDocument/2006/math" xmlns:v="urn:schemas-microsoft-com:vml" xmlns:wp14="http://schemas.microsoft.com/office/word/2010/wordprocessingDrawing" xmlns:wp="http://schemas.openxmlformats.org/drawingml/2006/wordprocessingDrawing" xmlns:w10="urn:schemas-microsoft-com:office:word" xmlns:w="http://schemas.openxmlformats.org/wordprocessingml/2006/main" xmlns:w14="http://schemas.microsoft.com/office/word/2010/wordml" xmlns:w15="http://schemas.microsoft.com/office/word/2012/wordml" xmlns:w16cex="http://schemas.microsoft.com/office/word/2018/wordml/cex" xmlns:w16cid="http://schemas.microsoft.com/office/word/2016/wordml/cid" xmlns:w16="http://schemas.microsoft.com/office/word/2018/wordml" xmlns:w16du="http://schemas.microsoft.com/office/word/2023/wordml/word16du" xmlns:w16sdtdh="http://schemas.microsoft.com/office/word/2020/wordml/sdtdatahash" xmlns:w16sdtfl="http://schemas.microsoft.com/office/word/2024/wordml/sdtformatlock" xmlns:w16se="http://schemas.microsoft.com/office/word/2015/wordml/symex" xmlns:wpg="http://schemas.microsoft.com/office/word/2010/wordprocessingGroup" xmlns:wpi="http://schemas.microsoft.com/office/word/2010/wordprocessingInk" xmlns:wne="http://schemas.microsoft.com/office/word/2006/wordml" xmlns:wps="http://schemas.microsoft.com/office/word/2010/wordprocessingShape" mc:Ignorable="w14 w15 w16se w16cid w16 w16cex w16sdtdh w16sdtfl w16du wp14">
   <w:p>
     <w:pPr>
@@ -17222,7 +17250,7 @@
 </w:hdr>
 </file>
 
-<file path=word/header4.xml><?xml version="1.0" encoding="utf-8"?>
+<file path=word/header6.xml><?xml version="1.0" encoding="utf-8"?>
 <w:hdr xmlns:wpc="http://schemas.microsoft.com/office/word/2010/wordprocessingCanvas" xmlns:cx="http://schemas.microsoft.com/office/drawing/2014/chartex" xmlns:cx1="http://schemas.microsoft.com/office/drawing/2015/9/8/chartex" xmlns:cx2="http://schemas.microsoft.com/office/drawing/2015/10/21/chartex" xmlns:cx3="http://schemas.microsoft.com/office/drawing/2016/5/9/chartex" xmlns:cx4="http://schemas.microsoft.com/office/drawing/2016/5/10/chartex" xmlns:cx5="http://schemas.microsoft.com/office/drawing/2016/5/11/chartex" xmlns:cx6="http://schemas.microsoft.com/office/drawing/2016/5/12/chartex" xmlns:cx7="http://schemas.microsoft.com/office/drawing/2016/5/13/chartex" xmlns:cx8="http://schemas.microsoft.com/office/drawing/2016/5/14/chartex" xmlns:mc="http://schemas.openxmlformats.org/markup-compatibility/2006" xmlns:aink="http://schemas.microsoft.com/office/drawing/2016/ink" xmlns:am3d="http://schemas.microsoft.com/office/drawing/2017/model3d" xmlns:o="urn:schemas-microsoft-com:office:office" xmlns:oel="http://schemas.microsoft.com/office/2019/extlst" xmlns:r="http://schemas.openxmlformats.org/officeDocument/2006/relationships" xmlns:m="http://schemas.openxmlformats.org/officeDocument/2006/math" xmlns:v="urn:schemas-microsoft-com:vml" xmlns:wp14="http://schemas.microsoft.com/office/word/2010/wordprocessingDrawing" xmlns:wp="http://schemas.openxmlformats.org/drawingml/2006/wordprocessingDrawing" xmlns:w10="urn:schemas-microsoft-com:office:word" xmlns:w="http://schemas.openxmlformats.org/wordprocessingml/2006/main" xmlns:w14="http://schemas.microsoft.com/office/word/2010/wordml" xmlns:w15="http://schemas.microsoft.com/office/word/2012/wordml" xmlns:w16cex="http://schemas.microsoft.com/office/word/2018/wordml/cex" xmlns:w16cid="http://schemas.microsoft.com/office/word/2016/wordml/cid" xmlns:w16="http://schemas.microsoft.com/office/word/2018/wordml" xmlns:w16du="http://schemas.microsoft.com/office/word/2023/wordml/word16du" xmlns:w16sdtdh="http://schemas.microsoft.com/office/word/2020/wordml/sdtdatahash" xmlns:w16sdtfl="http://schemas.microsoft.com/office/word/2024/wordml/sdtformatlock" xmlns:w16se="http://schemas.microsoft.com/office/word/2015/wordml/symex" xmlns:wpg="http://schemas.microsoft.com/office/word/2010/wordprocessingGroup" xmlns:wpi="http://schemas.microsoft.com/office/word/2010/wordprocessingInk" xmlns:wne="http://schemas.microsoft.com/office/word/2006/wordml" xmlns:wps="http://schemas.microsoft.com/office/word/2010/wordprocessingShape" mc:Ignorable="w14 w15 w16se w16cid w16 w16cex w16sdtdh w16sdtfl w16du wp14">
   <w:p>
     <w:pPr>
@@ -18163,7 +18191,7 @@
 </w:hdr>
 </file>
 
-<file path=word/header5.xml><?xml version="1.0" encoding="utf-8"?>
+<file path=word/header7.xml><?xml version="1.0" encoding="utf-8"?>
 <w:hdr xmlns:wpc="http://schemas.microsoft.com/office/word/2010/wordprocessingCanvas" xmlns:cx="http://schemas.microsoft.com/office/drawing/2014/chartex" xmlns:cx1="http://schemas.microsoft.com/office/drawing/2015/9/8/chartex" xmlns:cx2="http://schemas.microsoft.com/office/drawing/2015/10/21/chartex" xmlns:cx3="http://schemas.microsoft.com/office/drawing/2016/5/9/chartex" xmlns:cx4="http://schemas.microsoft.com/office/drawing/2016/5/10/chartex" xmlns:cx5="http://schemas.microsoft.com/office/drawing/2016/5/11/chartex" xmlns:cx6="http://schemas.microsoft.com/office/drawing/2016/5/12/chartex" xmlns:cx7="http://schemas.microsoft.com/office/drawing/2016/5/13/chartex" xmlns:cx8="http://schemas.microsoft.com/office/drawing/2016/5/14/chartex" xmlns:mc="http://schemas.openxmlformats.org/markup-compatibility/2006" xmlns:aink="http://schemas.microsoft.com/office/drawing/2016/ink" xmlns:am3d="http://schemas.microsoft.com/office/drawing/2017/model3d" xmlns:o="urn:schemas-microsoft-com:office:office" xmlns:oel="http://schemas.microsoft.com/office/2019/extlst" xmlns:r="http://schemas.openxmlformats.org/officeDocument/2006/relationships" xmlns:m="http://schemas.openxmlformats.org/officeDocument/2006/math" xmlns:v="urn:schemas-microsoft-com:vml" xmlns:wp14="http://schemas.microsoft.com/office/word/2010/wordprocessingDrawing" xmlns:wp="http://schemas.openxmlformats.org/drawingml/2006/wordprocessingDrawing" xmlns:w10="urn:schemas-microsoft-com:office:word" xmlns:w="http://schemas.openxmlformats.org/wordprocessingml/2006/main" xmlns:w14="http://schemas.microsoft.com/office/word/2010/wordml" xmlns:w15="http://schemas.microsoft.com/office/word/2012/wordml" xmlns:w16cex="http://schemas.microsoft.com/office/word/2018/wordml/cex" xmlns:w16cid="http://schemas.microsoft.com/office/word/2016/wordml/cid" xmlns:w16="http://schemas.microsoft.com/office/word/2018/wordml" xmlns:w16du="http://schemas.microsoft.com/office/word/2023/wordml/word16du" xmlns:w16sdtdh="http://schemas.microsoft.com/office/word/2020/wordml/sdtdatahash" xmlns:w16sdtfl="http://schemas.microsoft.com/office/word/2024/wordml/sdtformatlock" xmlns:w16se="http://schemas.microsoft.com/office/word/2015/wordml/symex" xmlns:wpg="http://schemas.microsoft.com/office/word/2010/wordprocessingGroup" xmlns:wpi="http://schemas.microsoft.com/office/word/2010/wordprocessingInk" xmlns:wne="http://schemas.microsoft.com/office/word/2006/wordml" xmlns:wps="http://schemas.microsoft.com/office/word/2010/wordprocessingShape" mc:Ignorable="w14 w15 w16se w16cid w16 w16cex w16sdtdh w16sdtfl w16du wp14">
   <w:p>
     <w:pPr>
@@ -18971,7 +18999,6 @@
   <w:style w:type="character" w:default="1" w:styleId="DefaultParagraphFont">
     <w:name w:val="Default Paragraph Font"/>
     <w:uiPriority w:val="1"/>
-    <w:semiHidden/>
     <w:unhideWhenUsed/>
   </w:style>
   <w:style w:type="table" w:default="1" w:styleId="TableNormal">
